--- a/dissertation-docx/chapters/bab4.docx
+++ b/dissertation-docx/chapters/bab4.docx
@@ -107,7 +107,7 @@
         <w:t xml:space="preserve">(</w:t>
       </w:r>
       <w:r>
-        <w:t xml:space="preserve">Suharto dan lainnya</w:t>
+        <w:t xml:space="preserve">Suharto dkk.</w:t>
       </w:r>
       <w:r>
         <w:t xml:space="preserve">, 2024)</w:t>
@@ -125,7 +125,7 @@
         <w:t xml:space="preserve">(</w:t>
       </w:r>
       <w:r>
-        <w:t xml:space="preserve">Suharto dan lainnya</w:t>
+        <w:t xml:space="preserve">Suharto dkk.</w:t>
       </w:r>
       <w:r>
         <w:t xml:space="preserve">, 2025)</w:t>
@@ -777,7 +777,7 @@
         <w:t xml:space="preserve"> </w:t>
       </w:r>
       <w:r>
-        <w:t xml:space="preserve">empat tahap sekuensial—persiapan data CWRU, pelatihan WDCNN,</w:t>
+        <w:t xml:space="preserve">empat tahap sekuensial: persiapan data CWRU, pelatihan WDCNN,</w:t>
       </w:r>
       <w:r>
         <w:t xml:space="preserve"> </w:t>
@@ -809,7 +809,7 @@
         <w:t xml:space="preserve">Fault Signature Maps</w:t>
       </w:r>
       <w:r>
-        <w:t xml:space="preserve">—yang menjadi referensi implementasi</w:t>
+        <w:t xml:space="preserve">, yang menjadi referensi implementasi</w:t>
       </w:r>
       <w:r>
         <w:t xml:space="preserve"> </w:t>
@@ -824,7 +824,7 @@
         <w:t xml:space="preserve">(</w:t>
       </w:r>
       <w:r>
-        <w:t xml:space="preserve">Suharto dan lainnya</w:t>
+        <w:t xml:space="preserve">Suharto dkk.</w:t>
       </w:r>
       <w:r>
         <w:t xml:space="preserve">, 2025)</w:t>
@@ -1793,7 +1793,7 @@
         <w:t xml:space="preserve">(</w:t>
       </w:r>
       <w:r>
-        <w:t xml:space="preserve">Suharto dan lainnya</w:t>
+        <w:t xml:space="preserve">Suharto dkk.</w:t>
       </w:r>
       <w:r>
         <w:t xml:space="preserve">, 2024)</w:t>
@@ -1896,7 +1896,7 @@
         <w:t xml:space="preserve"> </w:t>
       </w:r>
       <w:r>
-        <w:t xml:space="preserve">strukturalnya yang paling tinggi di antara ketiga model, dimana setiap keputusan</w:t>
+        <w:t xml:space="preserve">strukturalnya yang paling tinggi di antara ketiga model: setiap keputusan</w:t>
       </w:r>
       <w:r>
         <w:t xml:space="preserve"> </w:t>
@@ -2793,7 +2793,7 @@
         <w:t xml:space="preserve">(</w:t>
       </w:r>
       <w:r>
-        <w:t xml:space="preserve">Suharto dan lainnya</w:t>
+        <w:t xml:space="preserve">Suharto dkk.</w:t>
       </w:r>
       <w:r>
         <w:t xml:space="preserve">, 2025)</w:t>
@@ -4013,7 +4013,7 @@
         <w:t xml:space="preserve"> </w:t>
       </w:r>
       <w:r>
-        <w:t xml:space="preserve">di mana</w:t>
+        <w:t xml:space="preserve">dengan</w:t>
       </w:r>
       <w:r>
         <w:t xml:space="preserve"> </w:t>
@@ -4070,7 +4070,7 @@
         <w:t xml:space="preserve">(</w:t>
       </w:r>
       <w:r>
-        <w:t xml:space="preserve">Suharto dan lainnya</w:t>
+        <w:t xml:space="preserve">Suharto dkk.</w:t>
       </w:r>
       <w:r>
         <w:t xml:space="preserve">, 2024)</w:t>
@@ -4292,7 +4292,7 @@
         <w:t xml:space="preserve"> </w:t>
       </w:r>
       <w:r>
-        <w:t xml:space="preserve">nilai fitur vs nilai SHAP untuk mengungkap non-linearitas).</w:t>
+        <w:t xml:space="preserve">nilai fitur terhadap nilai SHAP untuk mengungkap non-linearitas).</w:t>
       </w:r>
     </w:p>
     <w:p>
@@ -4959,7 +4959,7 @@
         <w:t xml:space="preserve">(</w:t>
       </w:r>
       <w:r>
-        <w:t xml:space="preserve">Suharto dan lainnya</w:t>
+        <w:t xml:space="preserve">Suharto dkk.</w:t>
       </w:r>
       <w:r>
         <w:t xml:space="preserve">, 2025)</w:t>
@@ -5992,7 +5992,7 @@
         <w:t xml:space="preserve"> </w:t>
       </w:r>
       <w:r>
-        <w:t xml:space="preserve">menangkap arah dominan kontribusi, dimana nilai positif</w:t>
+        <w:t xml:space="preserve">menangkap arah dominan kontribusi, yaitu nilai positif</w:t>
       </w:r>
       <w:r>
         <w:t xml:space="preserve"> </w:t>
@@ -6111,7 +6111,7 @@
         <w:t xml:space="preserve"> </w:t>
       </w:r>
       <w:r>
-        <w:t xml:space="preserve">mengukur variabilitas atribusi antar sampel, dimana</w:t>
+        <w:t xml:space="preserve">mengukur variabilitas atribusi antar sampel, yaitu</w:t>
       </w:r>
       <w:r>
         <w:t xml:space="preserve"> </w:t>
@@ -6234,7 +6234,7 @@
         <w:t xml:space="preserve"> </w:t>
       </w:r>
       <w:r>
-        <w:t xml:space="preserve">FSM kelas lain, dimana nilai tinggi menunjukkan pola spesifik kelas yang kuat dan</w:t>
+        <w:t xml:space="preserve">FSM kelas lain; nilai tinggi menunjukkan pola spesifik kelas yang kuat dan</w:t>
       </w:r>
       <w:r>
         <w:t xml:space="preserve"> </w:t>
@@ -6511,6 +6511,11 @@
         <w:t xml:space="preserve">Akurasi uji model berbasis kernel pada dataset CWRU sepuluh kelas.</w:t>
       </w:r>
     </w:p>
+    <w:p>
+      <w:pPr>
+        <w:pStyle w:val="Paragraf"/>
+      </w:pPr>
+    </w:p>
     <w:tbl>
       <w:tblPr>
         <w:tblStyle w:val="Table"/>
@@ -6518,6 +6523,14 @@
         <w:tblLook w:firstRow="1" w:lastRow="0" w:firstColumn="0" w:lastColumn="0" w:noHBand="0" w:noVBand="0" w:val="0020"/>
         <w:tblCaption w:val="Akurasi uji model berbasis kernel pada dataset CWRU sepuluh kelas."/>
         <w:tblLayout w:type="fixed"/>
+        <w:tblBorders>
+          <w:top w:val="single" w:sz="4" w:space="0" w:color="auto"/>
+          <w:left w:val="single" w:sz="4" w:space="0" w:color="auto"/>
+          <w:bottom w:val="single" w:sz="4" w:space="0" w:color="auto"/>
+          <w:right w:val="single" w:sz="4" w:space="0" w:color="auto"/>
+          <w:insideH w:val="single" w:sz="4" w:space="0" w:color="auto"/>
+          <w:insideV w:val="single" w:sz="4" w:space="0" w:color="auto"/>
+        </w:tblBorders>
       </w:tblPr>
       <w:tblGrid>
         <w:gridCol w:w="1983"/>
@@ -7307,6 +7320,11 @@
         <w:t xml:space="preserve">Akurasi uji algoritma berbasis pohon pada dataset CWRU sepuluh kelas.</w:t>
       </w:r>
     </w:p>
+    <w:p>
+      <w:pPr>
+        <w:pStyle w:val="Paragraf"/>
+      </w:pPr>
+    </w:p>
     <w:tbl>
       <w:tblPr>
         <w:tblStyle w:val="Table"/>
@@ -7314,6 +7332,14 @@
         <w:tblLook w:firstRow="1" w:lastRow="0" w:firstColumn="0" w:lastColumn="0" w:noHBand="0" w:noVBand="0" w:val="0020"/>
         <w:tblCaption w:val="Akurasi uji algoritma berbasis pohon pada dataset CWRU sepuluh kelas."/>
         <w:tblLayout w:type="fixed"/>
+        <w:tblBorders>
+          <w:top w:val="single" w:sz="4" w:space="0" w:color="auto"/>
+          <w:left w:val="single" w:sz="4" w:space="0" w:color="auto"/>
+          <w:bottom w:val="single" w:sz="4" w:space="0" w:color="auto"/>
+          <w:right w:val="single" w:sz="4" w:space="0" w:color="auto"/>
+          <w:insideH w:val="single" w:sz="4" w:space="0" w:color="auto"/>
+          <w:insideV w:val="single" w:sz="4" w:space="0" w:color="auto"/>
+        </w:tblBorders>
       </w:tblPr>
       <w:tblGrid>
         <w:gridCol w:w="1983"/>
@@ -7599,7 +7625,7 @@
         <w:t xml:space="preserve">(</w:t>
       </w:r>
       <w:r>
-        <w:t xml:space="preserve">Suharto dan lainnya</w:t>
+        <w:t xml:space="preserve">Suharto dkk.</w:t>
       </w:r>
       <w:r>
         <w:t xml:space="preserve">, 2024)</w:t>
@@ -7709,7 +7735,7 @@
         <w:t xml:space="preserve"> </w:t>
       </w:r>
       <w:r>
-        <w:t xml:space="preserve">dimana setiap pohon baru difokuskan pada sampel</w:t>
+        <w:t xml:space="preserve">yaitu setiap pohon baru difokuskan pada sampel</w:t>
       </w:r>
       <w:r>
         <w:t xml:space="preserve"> </w:t>
@@ -7929,7 +7955,7 @@
         <w:t xml:space="preserve">(</w:t>
       </w:r>
       <w:r>
-        <w:t xml:space="preserve">Suharto dan lainnya</w:t>
+        <w:t xml:space="preserve">Suharto dkk.</w:t>
       </w:r>
       <w:r>
         <w:t xml:space="preserve">, 2024)</w:t>
@@ -8390,6 +8416,11 @@
       <w:r>
         <w:t xml:space="preserve">750 sampel).</w:t>
       </w:r>
+    </w:p>
+    <w:p>
+      <w:pPr>
+        <w:pStyle w:val="Paragraf"/>
+      </w:pPr>
     </w:p>
     <w:tbl>
       <w:tblPr>
@@ -8398,6 +8429,14 @@
         <w:tblLook w:firstRow="1" w:lastRow="0" w:firstColumn="0" w:lastColumn="0" w:noHBand="0" w:noVBand="0" w:val="0020"/>
         <w:tblCaption w:val="Kinerja WDCNN Varian A pada dataset CWRU sepuluh kelas (test set 750 sampel)."/>
         <w:tblLayout w:type="fixed"/>
+        <w:tblBorders>
+          <w:top w:val="single" w:sz="4" w:space="0" w:color="auto"/>
+          <w:left w:val="single" w:sz="4" w:space="0" w:color="auto"/>
+          <w:bottom w:val="single" w:sz="4" w:space="0" w:color="auto"/>
+          <w:right w:val="single" w:sz="4" w:space="0" w:color="auto"/>
+          <w:insideH w:val="single" w:sz="4" w:space="0" w:color="auto"/>
+          <w:insideV w:val="single" w:sz="4" w:space="0" w:color="auto"/>
+        </w:tblBorders>
       </w:tblPr>
       <w:tblGrid>
         <w:gridCol w:w="1586"/>
@@ -8628,7 +8667,7 @@
         <w:t xml:space="preserve">(</w:t>
       </w:r>
       <w:r>
-        <w:t xml:space="preserve">Suharto dan lainnya</w:t>
+        <w:t xml:space="preserve">Suharto dkk.</w:t>
       </w:r>
       <w:r>
         <w:t xml:space="preserve">, 2025)</w:t>
@@ -8646,7 +8685,7 @@
         <w:t xml:space="preserve"> </w:t>
       </w:r>
       <w:r>
-        <w:t xml:space="preserve">kesalahan klasifikasi sebesar 91%: dari 27 kesalahan pada SVM-RBF menjadi</w:t>
+        <w:t xml:space="preserve">kesalahan klasifikasi sebesar 96%: dari 27 kesalahan pada SVM-RBF menjadi</w:t>
       </w:r>
       <w:r>
         <w:t xml:space="preserve"> </w:t>
@@ -8891,7 +8930,7 @@
         <w:t xml:space="preserve">(</w:t>
       </w:r>
       <w:r>
-        <w:t xml:space="preserve">Suharto dan lainnya</w:t>
+        <w:t xml:space="preserve">Suharto dkk.</w:t>
       </w:r>
       <w:r>
         <w:t xml:space="preserve">, 2025)</w:t>
@@ -9511,7 +9550,7 @@
         <w:t xml:space="preserve">(</w:t>
       </w:r>
       <w:r>
-        <w:t xml:space="preserve">Suharto dan lainnya</w:t>
+        <w:t xml:space="preserve">Suharto dkk.</w:t>
       </w:r>
       <w:r>
         <w:t xml:space="preserve">, 2025)</w:t>
@@ -9824,7 +9863,7 @@
         <w:t xml:space="preserve">(</w:t>
       </w:r>
       <w:r>
-        <w:t xml:space="preserve">Suharto dan lainnya</w:t>
+        <w:t xml:space="preserve">Suharto dkk.</w:t>
       </w:r>
       <w:r>
         <w:t xml:space="preserve">, 2025)</w:t>
@@ -9936,7 +9975,7 @@
         <w:t xml:space="preserve">(</w:t>
       </w:r>
       <w:r>
-        <w:t xml:space="preserve">Suharto dan lainnya</w:t>
+        <w:t xml:space="preserve">Suharto dkk.</w:t>
       </w:r>
       <w:r>
         <w:t xml:space="preserve">, 2025)</w:t>
@@ -10209,6 +10248,11 @@
         <w:t xml:space="preserve">Nilai lebih tinggi lebih baik untuk ketiga metrik.</w:t>
       </w:r>
     </w:p>
+    <w:p>
+      <w:pPr>
+        <w:pStyle w:val="Paragraf"/>
+      </w:pPr>
+    </w:p>
     <w:tbl>
       <w:tblPr>
         <w:tblStyle w:val="Table"/>
@@ -10216,6 +10260,14 @@
         <w:tblLook w:firstRow="1" w:lastRow="0" w:firstColumn="0" w:lastColumn="0" w:noHBand="0" w:noVBand="0" w:val="0020"/>
         <w:tblCaption w:val="Metrik validasi FSM^{\text{abs}} Varian A (BN aktif) rata-rata sepuluh kelas CWRU pada analisis utama (300 background / 500 sampel uji). Nilai lebih tinggi lebih baik untuk ketiga metrik."/>
         <w:tblLayout w:type="fixed"/>
+        <w:tblBorders>
+          <w:top w:val="single" w:sz="4" w:space="0" w:color="auto"/>
+          <w:left w:val="single" w:sz="4" w:space="0" w:color="auto"/>
+          <w:bottom w:val="single" w:sz="4" w:space="0" w:color="auto"/>
+          <w:right w:val="single" w:sz="4" w:space="0" w:color="auto"/>
+          <w:insideH w:val="single" w:sz="4" w:space="0" w:color="auto"/>
+          <w:insideV w:val="single" w:sz="4" w:space="0" w:color="auto"/>
+        </w:tblBorders>
       </w:tblPr>
       <w:tblGrid>
         <w:gridCol w:w="1983"/>
@@ -10467,7 +10519,7 @@
         <w:t xml:space="preserve">(</w:t>
       </w:r>
       <w:r>
-        <w:t xml:space="preserve">Suharto dan lainnya</w:t>
+        <w:t xml:space="preserve">Suharto dkk.</w:t>
       </w:r>
       <w:r>
         <w:t xml:space="preserve">, 2025)</w:t>
@@ -10700,7 +10752,7 @@
         <w:t xml:space="preserve">(</w:t>
       </w:r>
       <w:r>
-        <w:t xml:space="preserve">Suharto dan lainnya</w:t>
+        <w:t xml:space="preserve">Suharto dkk.</w:t>
       </w:r>
       <w:r>
         <w:t xml:space="preserve">, 2025)</w:t>
@@ -11024,7 +11076,7 @@
         <w:t xml:space="preserve">(</w:t>
       </w:r>
       <w:r>
-        <w:t xml:space="preserve">Suharto dan lainnya</w:t>
+        <w:t xml:space="preserve">Suharto dkk.</w:t>
       </w:r>
       <w:r>
         <w:t xml:space="preserve">, 2025)</w:t>
@@ -11654,7 +11706,7 @@
         <w:t xml:space="preserve">(</w:t>
       </w:r>
       <w:r>
-        <w:t xml:space="preserve">Suharto dan lainnya</w:t>
+        <w:t xml:space="preserve">Suharto dkk.</w:t>
       </w:r>
       <w:r>
         <w:t xml:space="preserve">, 2025)</w:t>
@@ -11875,7 +11927,7 @@
         <w:t xml:space="preserve">(</w:t>
       </w:r>
       <w:r>
-        <w:t xml:space="preserve">Suharto dan lainnya</w:t>
+        <w:t xml:space="preserve">Suharto dkk.</w:t>
       </w:r>
       <w:r>
         <w:t xml:space="preserve">, 2025)</w:t>
@@ -12670,6 +12722,11 @@
         <w:t xml:space="preserve">berarti nilai lebih tinggi lebih baik.</w:t>
       </w:r>
     </w:p>
+    <w:p>
+      <w:pPr>
+        <w:pStyle w:val="Paragraf"/>
+      </w:pPr>
+    </w:p>
     <w:tbl>
       <w:tblPr>
         <w:tblStyle w:val="Table"/>
@@ -12677,6 +12734,14 @@
         <w:tblLook w:firstRow="1" w:lastRow="0" w:firstColumn="0" w:lastColumn="0" w:noHBand="0" w:noVBand="0" w:val="0020"/>
         <w:tblCaption w:val="Ringkasan metrik kinerja dan interpretabilitas FSM^{\text{abs}} tiga varian WDCNN. Akurasi diperoleh dari protokol ablasi terkontrol (pelatihan 50 epoch tanpa early stopping, konfigurasi optimizer identik), sehingga sedikit berbeda dari akurasi uji Varian A = 99,87% pada Tabel IV.3 yang menggunakan early stopping. Kolom F1 adalah F1 makro; kolom Param. adalah jumlah parameter terlatih; kolom Disk. dan Stab. adalah diskriminabilitas dan split-half stability FSM^{\text{abs}} yang dihitung pada subset SHAP tereduksi (30 background / 50 sampel uji) untuk efisiensi, sehingga tidak langsung sebanding dengan nilai analisis utama pada Tabel IV.4. Tanda \uparrow berarti nilai lebih tinggi lebih baik."/>
         <w:tblLayout w:type="fixed"/>
+        <w:tblBorders>
+          <w:top w:val="single" w:sz="4" w:space="0" w:color="auto"/>
+          <w:left w:val="single" w:sz="4" w:space="0" w:color="auto"/>
+          <w:bottom w:val="single" w:sz="4" w:space="0" w:color="auto"/>
+          <w:right w:val="single" w:sz="4" w:space="0" w:color="auto"/>
+          <w:insideH w:val="single" w:sz="4" w:space="0" w:color="auto"/>
+          <w:insideV w:val="single" w:sz="4" w:space="0" w:color="auto"/>
+        </w:tblBorders>
       </w:tblPr>
       <w:tblGrid>
         <w:gridCol w:w="1322"/>
@@ -13410,7 +13475,7 @@
         <w:t xml:space="preserve">(</w:t>
       </w:r>
       <w:r>
-        <w:t xml:space="preserve">Suharto dan lainnya</w:t>
+        <w:t xml:space="preserve">Suharto dkk.</w:t>
       </w:r>
       <w:r>
         <w:t xml:space="preserve">, 2025)</w:t>
@@ -13982,6 +14047,11 @@
         <w:t xml:space="preserve">menyatakan pilihan yang direkomendasikan per tier.</w:t>
       </w:r>
     </w:p>
+    <w:p>
+      <w:pPr>
+        <w:pStyle w:val="Paragraf"/>
+      </w:pPr>
+    </w:p>
     <w:tbl>
       <w:tblPr>
         <w:tblStyle w:val="Table"/>
@@ -13989,6 +14059,14 @@
         <w:tblLook w:firstRow="1" w:lastRow="0" w:firstColumn="0" w:lastColumn="0" w:noHBand="0" w:noVBand="0" w:val="0020"/>
         <w:tblCaption w:val="Perbandingan antar kelompok model diagnostik dari perspektif desain sistem PdM multi-tier. Kolom Tier menyatakan lapisan target dalam arsitektur Edge IoT – Edge Server – Cloud. Tanda \star menyatakan pilihan yang direkomendasikan per tier."/>
         <w:tblLayout w:type="fixed"/>
+        <w:tblBorders>
+          <w:top w:val="single" w:sz="4" w:space="0" w:color="auto"/>
+          <w:left w:val="single" w:sz="4" w:space="0" w:color="auto"/>
+          <w:bottom w:val="single" w:sz="4" w:space="0" w:color="auto"/>
+          <w:right w:val="single" w:sz="4" w:space="0" w:color="auto"/>
+          <w:insideH w:val="single" w:sz="4" w:space="0" w:color="auto"/>
+          <w:insideV w:val="single" w:sz="4" w:space="0" w:color="auto"/>
+        </w:tblBorders>
       </w:tblPr>
       <w:tblGrid>
         <w:gridCol w:w="1322"/>
@@ -14989,7 +15067,7 @@
         <w:pStyle w:val="Paragraf"/>
       </w:pPr>
       <w:r>
-        <w:t xml:space="preserve">Kedua, biaya komputasi dan memori juga meningkat seiring kapasitas, dimana jika</w:t>
+        <w:t xml:space="preserve">Kedua, biaya komputasi dan memori juga meningkat seiring kapasitas; jika</w:t>
       </w:r>
       <w:r>
         <w:t xml:space="preserve"> </w:t>
